--- a/Rapport_EXAM_ENSET_JEE_SIHAM_TAYEBI_BDCCII.docx
+++ b/Rapport_EXAM_ENSET_JEE_SIHAM_TAYEBI_BDCCII.docx
@@ -1099,6 +1099,12 @@
                 <w:lang w:val="fr-FR"/>
               </w:rPr>
             </w:pPr>
+            <w:r>
+              <w:rPr>
+                <w:lang w:val="fr-FR"/>
+              </w:rPr>
+              <w:t>L’application permet de gérer des contrats d’assurance.</w:t>
+            </w:r>
           </w:p>
         </w:tc>
       </w:tr>
@@ -1139,10 +1145,10 @@
       </w:r>
       <w:r>
         <w:rPr>
-          <w:color w:val="2E75B6"/>
+          <w:b/>
+          <w:bCs/>
           <w:sz w:val="20"/>
           <w:szCs w:val="20"/>
-          <w:u w:val="single"/>
         </w:rPr>
         <w:t>https://github.com/siham-tayebi-pp/-SIHAM-TAYEBI-BDCCII-ENSET-Exam-JEE.git</w:t>
       </w:r>
@@ -1216,36 +1222,16 @@
         <w:spacing w:before="60" w:after="60"/>
         <w:jc w:val="both"/>
         <w:rPr>
-          <w:lang w:val="fr-FR"/>
-        </w:rPr>
-      </w:pPr>
-    </w:p>
-    <w:p>
-      <w:pPr>
-        <w:spacing w:before="60" w:after="60"/>
-        <w:jc w:val="both"/>
-        <w:rPr>
           <w:color w:val="FF0000"/>
           <w:lang w:val="fr-FR"/>
         </w:rPr>
       </w:pPr>
       <w:r>
         <w:rPr>
-          <w:color w:val="FF0000"/>
-          <w:lang w:val="fr-FR"/>
-        </w:rPr>
-        <w:t>[À COMPLÉTER : décrire le domaine métier du sujet — ex : gestion de crédits bancaires, réservations de vols, etc.]</w:t>
-      </w:r>
-    </w:p>
-    <w:p>
-      <w:pPr>
-        <w:spacing w:before="60" w:after="60"/>
-        <w:jc w:val="both"/>
-        <w:rPr>
-          <w:color w:val="FF0000"/>
-          <w:lang w:val="fr-FR"/>
-        </w:rPr>
-      </w:pPr>
+          <w:lang w:val="fr-FR"/>
+        </w:rPr>
+        <w:t xml:space="preserve">L’application permet de gérer des contrats d’assurance. </w:t>
+      </w:r>
     </w:p>
     <w:p>
       <w:pPr>
@@ -1274,6 +1260,7 @@
         </w:numPr>
         <w:spacing w:before="40" w:after="40"/>
         <w:rPr>
+          <w:color w:val="FF0000"/>
           <w:lang w:val="fr-FR"/>
         </w:rPr>
       </w:pPr>
@@ -1288,7 +1275,19 @@
           <w:color w:val="FF0000"/>
           <w:lang w:val="fr-FR"/>
         </w:rPr>
-        <w:t xml:space="preserve"> [décrire la fonctionnalité principale du sujet]</w:t>
+        <w:t xml:space="preserve"> </w:t>
+      </w:r>
+      <w:r>
+        <w:rPr>
+          <w:lang w:val="fr-FR"/>
+        </w:rPr>
+        <w:t>de gérer des contrats d’assurance</w:t>
+      </w:r>
+      <w:r>
+        <w:rPr>
+          <w:lang w:val="fr-FR"/>
+        </w:rPr>
+        <w:t xml:space="preserve"> </w:t>
       </w:r>
     </w:p>
     <w:p>
@@ -1312,10 +1311,47 @@
       </w:r>
       <w:r>
         <w:rPr>
-          <w:color w:val="FF0000"/>
-          <w:lang w:val="fr-FR"/>
-        </w:rPr>
-        <w:t>[lister les entités principales du sujet]</w:t>
+          <w:lang w:val="fr-FR"/>
+        </w:rPr>
+        <w:t xml:space="preserve"> </w:t>
+      </w:r>
+      <w:r>
+        <w:rPr>
+          <w:lang w:val="fr-FR"/>
+        </w:rPr>
+        <w:t>contrats d’assurance</w:t>
+      </w:r>
+      <w:r>
+        <w:rPr>
+          <w:lang w:val="fr-FR"/>
+        </w:rPr>
+        <w:t>,</w:t>
+      </w:r>
+      <w:r>
+        <w:rPr>
+          <w:lang w:val="fr-FR"/>
+        </w:rPr>
+        <w:t xml:space="preserve"> </w:t>
+      </w:r>
+      <w:r>
+        <w:rPr>
+          <w:lang w:val="fr-FR"/>
+        </w:rPr>
+        <w:t>paiements</w:t>
+      </w:r>
+      <w:r>
+        <w:rPr>
+          <w:lang w:val="fr-FR"/>
+        </w:rPr>
+        <w:t xml:space="preserve"> , </w:t>
+      </w:r>
+      <w:bookmarkStart w:id="0" w:name="_GoBack"/>
+      <w:bookmarkEnd w:id="0"/>
+      <w:r>
+        <w:rPr>
+          <w:lang w:val="fr-FR"/>
+        </w:rPr>
+        <w:t>client.</w:t>
       </w:r>
     </w:p>
     <w:p>
@@ -12135,6 +12171,7 @@
           <w:rFonts w:ascii="Courier New" w:eastAsia="Courier New" w:hAnsi="Courier New" w:cs="Courier New"/>
           <w:b w:val="0"/>
           <w:bCs w:val="0"/>
+          <w:noProof/>
           <w:color w:val="1E7145"/>
           <w:sz w:val="17"/>
           <w:szCs w:val="17"/>
@@ -12187,33 +12224,29 @@
     <w:p>
       <w:pPr>
         <w:pStyle w:val="Titre2"/>
-        <w:rPr>
-          <w:lang w:val="fr-FR"/>
-        </w:rPr>
-      </w:pPr>
-      <w:r>
-        <w:rPr>
-          <w:lang w:val="fr-FR"/>
-        </w:rPr>
-        <w:t xml:space="preserve"> Configuration Security</w:t>
-      </w:r>
-    </w:p>
-    <w:p>
-      <w:pPr>
-        <w:shd w:val="clear" w:color="auto" w:fill="F0F4F8"/>
-        <w:spacing w:before="20" w:after="20"/>
-        <w:ind w:left="360"/>
-        <w:rPr>
-          <w:lang w:val="fr-FR"/>
-        </w:rPr>
-      </w:pPr>
-      <w:r>
-        <w:rPr>
-          <w:rFonts w:ascii="Courier New" w:eastAsia="Courier New" w:hAnsi="Courier New" w:cs="Courier New"/>
-          <w:color w:val="1A3C6E"/>
-          <w:sz w:val="18"/>
-          <w:szCs w:val="18"/>
-          <w:lang w:val="fr-FR"/>
+      </w:pPr>
+      <w:r>
+        <w:rPr>
+          <w:lang w:val="fr-FR"/>
+        </w:rPr>
+        <w:t xml:space="preserve"> </w:t>
+      </w:r>
+      <w:r>
+        <w:t>Configuration Security</w:t>
+      </w:r>
+    </w:p>
+    <w:p>
+      <w:pPr>
+        <w:shd w:val="clear" w:color="auto" w:fill="F0F4F8"/>
+        <w:spacing w:before="20" w:after="20"/>
+        <w:ind w:left="360"/>
+      </w:pPr>
+      <w:r>
+        <w:rPr>
+          <w:rFonts w:ascii="Courier New" w:eastAsia="Courier New" w:hAnsi="Courier New" w:cs="Courier New"/>
+          <w:color w:val="1A3C6E"/>
+          <w:sz w:val="18"/>
+          <w:szCs w:val="18"/>
         </w:rPr>
         <w:t>@Configuration</w:t>
       </w:r>
@@ -12223,17 +12256,13 @@
         <w:shd w:val="clear" w:color="auto" w:fill="F0F4F8"/>
         <w:spacing w:before="20" w:after="20"/>
         <w:ind w:left="360"/>
-        <w:rPr>
-          <w:lang w:val="fr-FR"/>
-        </w:rPr>
-      </w:pPr>
-      <w:r>
-        <w:rPr>
-          <w:rFonts w:ascii="Courier New" w:eastAsia="Courier New" w:hAnsi="Courier New" w:cs="Courier New"/>
-          <w:color w:val="1A3C6E"/>
-          <w:sz w:val="18"/>
-          <w:szCs w:val="18"/>
-          <w:lang w:val="fr-FR"/>
+      </w:pPr>
+      <w:r>
+        <w:rPr>
+          <w:rFonts w:ascii="Courier New" w:eastAsia="Courier New" w:hAnsi="Courier New" w:cs="Courier New"/>
+          <w:color w:val="1A3C6E"/>
+          <w:sz w:val="18"/>
+          <w:szCs w:val="18"/>
         </w:rPr>
         <w:t>@EnableWebSecurity</w:t>
       </w:r>
@@ -15579,8 +15608,14 @@
         <w:pBdr>
           <w:bottom w:val="single" w:sz="10" w:space="4" w:color="2E75B6"/>
         </w:pBdr>
-      </w:pPr>
-      <w:r>
+        <w:rPr>
+          <w:lang w:val="fr-FR"/>
+        </w:rPr>
+      </w:pPr>
+      <w:r>
+        <w:rPr>
+          <w:lang w:val="fr-FR"/>
+        </w:rPr>
         <w:lastRenderedPageBreak/>
         <w:t>13. Conclusion</w:t>
       </w:r>
@@ -15754,8 +15789,6 @@
       </w:rPr>
       <w:t xml:space="preserve">SIHAM TAYEBI –BDCCII </w:t>
     </w:r>
-    <w:bookmarkStart w:id="0" w:name="_GoBack"/>
-    <w:bookmarkEnd w:id="0"/>
     <w:r>
       <w:rPr>
         <w:color w:val="5A6270"/>
@@ -15795,7 +15828,7 @@
         <w:sz w:val="16"/>
         <w:szCs w:val="16"/>
       </w:rPr>
-      <w:t>1</w:t>
+      <w:t>19</w:t>
     </w:r>
     <w:r>
       <w:rPr>
